--- a/05_entregables/02_word/sesion_1_fundamentos_criptografia.docx
+++ b/05_entregables/02_word/sesion_1_fundamentos_criptografia.docx
@@ -7,7 +7,7 @@
         <w:pStyle w:val="Title"/>
       </w:pPr>
       <w:r>
-        <w:t>INTRODUCCIÓN A LA CRIPTOGRAFÍA: DE LOS FUNDAMENTOS A LA CRIPTOGRAFÍA POST-CUÁNTICA</w:t>
+        <w:t>INTRODUCCIÓN A LA CRIPTOGRAFÍA: FUNDAMENTOS, MODELO DE AMENAZA Y CRIPTOGRAFÍA MODERNA</w:t>
       </w:r>
     </w:p>
     <w:p>
@@ -33,22 +33,22 @@
     </w:p>
     <w:p>
       <w:r>
-        <w:t>La criptografía es una disciplina de la seguridad de la información que tiene como finalidad proteger la confidencialidad, integridad y autenticidad de los datos. Su origen se remonta a la necesidad de ocultar mensajes y de asegurar la comunicación entre personas o instituciones cuando los mensajes circulan por canales no seguros.</w:t>
+        <w:t>La criptografía es una disciplina de la seguridad de la información que tiene como finalidad proteger la confidencialidad, la integridad, la autenticación y la autenticidad de la información cuando se transmite o se almacena en entornos potencialmente inseguros.</w:t>
       </w:r>
     </w:p>
     <w:p>
       <w:r>
-        <w:t>Desde la antigüedad, la humanidad ha buscado mecanismos para ocultar información y validar la identidad de quienes la transmiten. En la actualidad, el papel de la criptografía es esencial, ya que la mayoría de las comunicaciones digitales dependen de algoritmos criptográficos para garantizar que la información no pueda ser leída, alterada o falsificada por terceros no autorizados.</w:t>
+        <w:t>No consiste únicamente en ocultar mensajes. La criptografía moderna estudia técnicas matemáticas y protocolos para proporcionar propiedades de seguridad incluso cuando los sistemas se comunican a través de canales controlados por un atacante.</w:t>
       </w:r>
     </w:p>
     <w:p>
       <w:r>
-        <w:t>En la práctica, la criptografía se aplica en el acceso a plataformas digitales, en la navegación segura por Internet, en la banca online, en el intercambio de correos electrónicos, en la identificación digital, en contratos electrónicos y en sistemas distribuidos. La ausencia de mecanismos criptográficos apropiados dejaría los datos expuestos a manipulaciones y robos.</w:t>
+        <w:t>Desde la antigüedad hasta la actualidad, la necesidad de ocultar información y verificar la identidad de los interlocutores ha sido una preocupación constante. En la práctica digital, la criptografía aparece en la navegación web, en la banca online, en la firma de documentos, en la autenticación de usuarios y en la protección de datos en la nube.</w:t>
       </w:r>
     </w:p>
     <w:p>
       <w:r>
-        <w:t>La seguridad de la información se basa en principios que la criptografía ayuda a materializar: confidencialidad, integridad, autenticación y no repudio. Estos objetivos no solo afectan a la transmisión de mensajes, sino también a la gestión de identidades, validación de software, almacenamiento digital y protección de infraestructuras críticas.</w:t>
+        <w:t>La seguridad de la información no depende solo del ocultamiento del contenido, sino también del control del acceso, la autenticación de las entidades, la verificación de la integridad y la posibilidad de acreditar la procedencia de un mensaje.</w:t>
       </w:r>
     </w:p>
     <w:p>
@@ -61,42 +61,27 @@
         <w:pStyle w:val="Heading2"/>
       </w:pPr>
       <w:r>
-        <w:t>2. Objetivos de la seguridad de la información</w:t>
+        <w:t>2. Modelo de amenaza: Alice, Bob y Eve</w:t>
       </w:r>
     </w:p>
     <w:p>
       <w:r>
-        <w:t>La criptografía no se ocupa únicamente de ocultar el contenido de un mensaje, sino también de garantizar que la información sea accesible solo para quienes tienen autorización, que no haya sido manipulada y que la identidad del remitente pueda verificarse de forma fiable.</w:t>
+        <w:t>Antes de estudiar algoritmos, es necesario entender el escenario de seguridad. En un modelo clásico, Alice quiere enviar un mensaje a Bob a través de un canal que puede ser inseguro, mientras que Eve representa a un atacante que puede escuchar, modificar, inyectar o eliminar mensajes.</w:t>
       </w:r>
     </w:p>
     <w:p>
       <w:r>
-        <w:t>En términos formales, los objetivos principales de la seguridad son los siguientes:</w:t>
+        <w:t>Existen dos tipos principales de atacante. Un atacante pasivo escucha el canal sin alterar los mensajes. Un atacante activo puede interceptar el tráfico, modificar contenido, repetir mensajes previamente capturados o suplantar identidades.</w:t>
       </w:r>
     </w:p>
     <w:p>
       <w:r>
-        <w:t>Confidencialidad: la información solo puede ser entendida por quien está autorizado para acceder a ella.</w:t>
+        <w:t>Esto da lugar al ataque de intermediario o MITM, en el que Alice cree que habla con Bob y Bob cree que habla con Alice, pero Eve controla el canal de comunicación. Este tipo de ataque explica por qué no basta con cifrar el mensaje: también es necesario autenticar a las entidades y proteger la integridad del flujo de datos.</w:t>
       </w:r>
     </w:p>
     <w:p>
       <w:r>
-        <w:t>Integridad: el contenido no cambia ni durante la transmisión ni durante el almacenamiento.</w:t>
-      </w:r>
-    </w:p>
-    <w:p>
-      <w:r>
-        <w:t>Autenticación: se verifica que la entidad que envía o recibe la información es la que dice ser.</w:t>
-      </w:r>
-    </w:p>
-    <w:p>
-      <w:r>
-        <w:t>No repudio: una vez enviado un mensaje o realizada una operación, la parte involucrada no puede negar su autoría o su recepción.</w:t>
-      </w:r>
-    </w:p>
-    <w:p>
-      <w:r>
-        <w:t>Estos objetivos son de enorme relevancia en la seguridad digital porque, sin ellos, la información puede ser interceptada, modificada o atribuida a personas equivocadas.</w:t>
+        <w:t>La seguridad computacional es diferente de la seguridad absoluta. En la práctica, se acepta que un sistema es seguro si un atacante con recursos razonables no puede romperlo de forma práctica. Es decir, la seguridad se fundamenta en problemas computacionalmente difíciles y en la correcta gestión de los mecanismos criptográficos.</w:t>
       </w:r>
     </w:p>
     <w:p>
@@ -104,27 +89,42 @@
         <w:pStyle w:val="Heading2"/>
       </w:pPr>
       <w:r>
-        <w:t>3. Qué es la criptografía</w:t>
+        <w:t>3. Objetivos de la seguridad de la información</w:t>
       </w:r>
     </w:p>
     <w:p>
       <w:r>
-        <w:t>La criptografía es el conjunto de técnicas que transforman la información para hacerla incomprensible para quienes no tienen la clave o el mecanismo correcto para recuperar el contenido original.</w:t>
+        <w:t>Los objetivos de la seguridad suelen describirse de la siguiente forma:</w:t>
       </w:r>
     </w:p>
     <w:p>
       <w:r>
-        <w:t>Desde un punto de vista operativo, el proceso básico consiste en transformar un mensaje en un formato cifrado y, posteriormente, recuperarlo mediante una operación inversa. La clave es un elemento esencial, ya que determina la capacidad de cifrar o descifrar la información.</w:t>
+        <w:t>Confidencialidad: ¿quién puede leer el mensaje? La información solo puede ser entendida por quienes están autorizados para acceder a ella.</w:t>
       </w:r>
     </w:p>
     <w:p>
       <w:r>
-        <w:t>La relación entre un emisor y un receptor se puede describir mediante una secuencia sencilla: mensaje original, cifrado, transmisión por un canal, descifrado y recuperación del contenido original.</w:t>
+        <w:t>Integridad: ¿ha sido modificado? El contenido no debe cambiar ni durante la transmisión ni durante el almacenamiento.</w:t>
       </w:r>
     </w:p>
     <w:p>
       <w:r>
-        <w:t>En la práctica, el algoritmo, la clave y la correcta gestión de ambos son factores determinantes para la seguridad del sistema. Un algoritmo robusto puede volverse inseguro si la clave es débil, se reutiliza excesivamente o se comparte sin protección.</w:t>
+        <w:t>Autenticación de entidad: ¿con quién estoy hablando? Debe verificarse la identidad de la entidad que aparece en la comunicación.</w:t>
+      </w:r>
+    </w:p>
+    <w:p>
+      <w:r>
+        <w:t>Autenticación de mensaje: ¿quién generó este mensaje? Debe poder determinarse si el mensaje procede de la entidad que afirma ser su origen.</w:t>
+      </w:r>
+    </w:p>
+    <w:p>
+      <w:r>
+        <w:t>No repudio: ¿puede una parte negar la autoría o recepción de un mensaje? Esto depende no solo de la criptografía, sino también del protocolo, la gestión de claves y el contexto legal.</w:t>
+      </w:r>
+    </w:p>
+    <w:p>
+      <w:r>
+        <w:t>Además, la disponibilidad es un objetivo general de la seguridad, aunque no sea una propiedad que proporcione directamente la criptografía. El control de acceso tampoco debe confundirse con la criptografía, aunque ambas son componentes esenciales de la seguridad de un sistema.</w:t>
       </w:r>
     </w:p>
     <w:p>
@@ -132,32 +132,27 @@
         <w:pStyle w:val="Heading2"/>
       </w:pPr>
       <w:r>
-        <w:t>4. Tipos de criptografía</w:t>
+        <w:t>4. ¿Qué es la criptografía?</w:t>
       </w:r>
     </w:p>
     <w:p>
       <w:r>
-        <w:t>La criptografía puede clasificarse en tres grupos generales: simétrica, asimétrica e híbrida. Esta clasificación responde a la forma en que se gestionan las claves y a la finalidad del algoritmo.</w:t>
+        <w:t>La criptografía es el conjunto de técnicas matemáticas y protocolos diseñados para proporcionar propiedades de seguridad como confidencialidad, integridad, autenticación y no repudio, incluso en entornos adversariales.</w:t>
       </w:r>
     </w:p>
     <w:p>
       <w:r>
-        <w:t>La criptografía simétrica utiliza la misma clave para cifrar y descifrar. Su principal ventaja es la velocidad, y por ello resulta muy eficiente para cifrar volúmenes grandes de datos. Su principal inconveniente es que la clave debe compartirse antes del intercambio y, por tanto, debe manejarse con extremo cuidado.</w:t>
+        <w:t>Su campo de estudio incluye el cifrado, las funciones hash, los códigos de autenticación de mensajes, las firmas digitales, los protocolos de intercambio de claves y la gestión segura de las claves.</w:t>
       </w:r>
     </w:p>
     <w:p>
       <w:r>
-        <w:t>La criptografía asimétrica se basa en un par de claves: una pública y otra privada. La pública puede difundirse libremente, mientras que la privada debe mantenerse en secreto. Esto permite resolver el problema de distribución de claves y facilita la autenticación y la firma digital.</w:t>
+        <w:t>Desde un punto de vista operativo, la criptografía transforma un mensaje original en una representación protegida, presenta la información a través de un canal inseguro y recupera el contenido original solo con la clave o el procedimiento apropiado.</w:t>
       </w:r>
     </w:p>
     <w:p>
       <w:r>
-        <w:t>La criptografía híbrida combina ambas aproximaciones. En la práctica, es habitual usar criptografía simétrica para proteger el contenido y criptografía asimétrica para intercambiar la clave simétrica de forma segura. Esta mezcla aporta un equilibrio entre rendimiento y seguridad y es la base de muchos protocolos actuales de Internet.</w:t>
-      </w:r>
-    </w:p>
-    <w:p>
-      <w:r>
-        <w:t>La comparación entre ambos esquemas es importante: la simétrica es más rápida, pero exige intercambio seguro de claves; la asimétrica aporta propiedades de autenticación y firma, pero suele ser más costosa computacionalmente.</w:t>
+        <w:t>En la práctica, la seguridad de un sistema no depende solo del algoritmo elegido. También influyen la gestión de claves, la longitud de la clave, la aleatoriedad, la implementación, los protocolos y la correcta elección de parámetros como nonces o vectores de inicialización.</w:t>
       </w:r>
     </w:p>
     <w:p>
@@ -165,32 +160,207 @@
         <w:pStyle w:val="Heading2"/>
       </w:pPr>
       <w:r>
-        <w:t>5. Criptografía simétrica</w:t>
+        <w:t>5. Primitivas criptográficas</w:t>
       </w:r>
     </w:p>
     <w:p>
       <w:r>
-        <w:t>La criptografía simétrica se caracteriza por utilizar una sola clave compartida por el emisor y el receptor. El mismo valor se utiliza para cifrar y descifrar el contenido del mensaje.</w:t>
+        <w:t>Las primitivas criptográficas son los bloques básicos sobre los que se construyen sistemas más complejos. Entenderlas es esencial, porque todas las soluciones reales de seguridad (TLS, certificados, firma digital, almacenamiento seguro, autenticación, cifrado de datos) se apoyan en estas ideas.</w:t>
       </w:r>
     </w:p>
     <w:p>
       <w:r>
-        <w:t>Es ampliamente empleada cuando se necesita cifrar cantidades importantes de datos, como archivos, volúmenes de tráfico o bases de datos. Su eficiencia es una de las razones por las que muchos protocolos combinan este enfoque con otros mecanismos más seguros para la distribución inicial de claves.</w:t>
+        <w:t>Una forma clara de organizarlas es distinguir entre cinco tipos principales: cifrado, funciones hash, MAC, firmas digitales e intercambio de claves.</w:t>
+      </w:r>
+    </w:p>
+    <w:p>
+      <w:pPr>
+        <w:pStyle w:val="Heading3"/>
+      </w:pPr>
+      <w:r>
+        <w:t>5.1 Cifrado</w:t>
       </w:r>
     </w:p>
     <w:p>
       <w:r>
-        <w:t>Entre sus ventajas destacan la velocidad y la sencillez. Entre sus desventajas, la gestión de la clave es crítica: si la clave es interceptada o compartida indebidamente, el sistema queda comprometido.</w:t>
+        <w:t>El cifrado transforma un mensaje M con una clave K en un texto cifrado C. La idea principal es que solo alguien que conozca la clave correcta pueda recuperar el contenido original.</w:t>
       </w:r>
     </w:p>
     <w:p>
       <w:r>
-        <w:t>Ejemplos clásicos de algoritmos simétricos son AES, DES y Blowfish. Aunque DES está obsoleto, su estudio sigue siendo útil para comprender la evolución histórica de la disciplina.</w:t>
+        <w:t>El objetivo principal del cifrado es la confidencialidad: impedir que un atacante comprenda el contenido del mensaje aunque lo intercepte.</w:t>
+      </w:r>
+    </w:p>
+    <w:p>
+      <w:pPr>
+        <w:pStyle w:val="ListBullet"/>
+      </w:pPr>
+      <w:r>
+        <w:t>Se usa para ocultar el contenido del mensaje desde el punto de vista del atacante.</w:t>
+      </w:r>
+    </w:p>
+    <w:p>
+      <w:pPr>
+        <w:pStyle w:val="ListBullet"/>
+      </w:pPr>
+      <w:r>
+        <w:t>En la criptografía simétrica, se usa la misma clave para cifrar y descifrar.</w:t>
+      </w:r>
+    </w:p>
+    <w:p>
+      <w:pPr>
+        <w:pStyle w:val="ListBullet"/>
+      </w:pPr>
+      <w:r>
+        <w:t>En la asimétrica, se usa la clave pública del destinatario para cifrar y su clave privada para descifrar.</w:t>
+      </w:r>
+    </w:p>
+    <w:p>
+      <w:pPr>
+        <w:pStyle w:val="Heading3"/>
+      </w:pPr>
+      <w:r>
+        <w:t>5.2 Funciones hash</w:t>
       </w:r>
     </w:p>
     <w:p>
       <w:r>
-        <w:t>La seguridad de un algoritmo simétrico depende, además del algoritmo, de la longitud de la clave. Cuanto mayor es la longitud, mayor es la fuerza de la protección frente a ataques de fuerza bruta.</w:t>
+        <w:t>Una función hash transforma cualquier entrada en una salida de longitud fija, conocida como digest o valor hash. El proceso es determinista y no reversible en la práctica.</w:t>
+      </w:r>
+    </w:p>
+    <w:p>
+      <w:pPr>
+        <w:pStyle w:val="ListBullet"/>
+      </w:pPr>
+      <w:r>
+        <w:t>Se usan para verificar integridad de archivos, mensajes y contraseñas.</w:t>
+      </w:r>
+    </w:p>
+    <w:p>
+      <w:pPr>
+        <w:pStyle w:val="ListBullet"/>
+      </w:pPr>
+      <w:r>
+        <w:t>Si cambia un solo bit del contenido original, el hash cambia de forma muy distinta.</w:t>
+      </w:r>
+    </w:p>
+    <w:p>
+      <w:pPr>
+        <w:pStyle w:val="ListBullet"/>
+      </w:pPr>
+      <w:r>
+        <w:t>No permiten recuperar el mensaje original a partir del valor hash.</w:t>
+      </w:r>
+    </w:p>
+    <w:p>
+      <w:pPr>
+        <w:pStyle w:val="Heading3"/>
+      </w:pPr>
+      <w:r>
+        <w:t>5.3 MAC (Message Authentication Code)</w:t>
+      </w:r>
+    </w:p>
+    <w:p>
+      <w:r>
+        <w:t>Un MAC permite comprobar la integridad y la autenticidad de un mensaje entre dos entidades que comparten una clave secreta. Es decir, confirma que el mensaje no ha sido modificado y que procede de quien posee la clave compartida.</w:t>
+      </w:r>
+    </w:p>
+    <w:p>
+      <w:pPr>
+        <w:pStyle w:val="ListBullet"/>
+      </w:pPr>
+      <w:r>
+        <w:t>Se utiliza cuando existe una clave compartida entre emisor y receptor.</w:t>
+      </w:r>
+    </w:p>
+    <w:p>
+      <w:pPr>
+        <w:pStyle w:val="ListBullet"/>
+      </w:pPr>
+      <w:r>
+        <w:t>Protege frente a modificaciones no autorizadas del mensaje.</w:t>
+      </w:r>
+    </w:p>
+    <w:p>
+      <w:pPr>
+        <w:pStyle w:val="ListBullet"/>
+      </w:pPr>
+      <w:r>
+        <w:t>No es lo mismo que una firma digital, porque la verificación exige compartir la clave secreta.</w:t>
+      </w:r>
+    </w:p>
+    <w:p>
+      <w:pPr>
+        <w:pStyle w:val="Heading3"/>
+      </w:pPr>
+      <w:r>
+        <w:t>5.4 Firmas digitales</w:t>
+      </w:r>
+    </w:p>
+    <w:p>
+      <w:r>
+        <w:t>Una firma digital permite demostrar que un mensaje ha sido firmado por la persona que afirma ser su autor y que el contenido no ha sido alterado desde la firma. Se basa en un par de claves: pública y privada.</w:t>
+      </w:r>
+    </w:p>
+    <w:p>
+      <w:pPr>
+        <w:pStyle w:val="ListBullet"/>
+      </w:pPr>
+      <w:r>
+        <w:t>La clave privada firma el mensaje o su resumen.</w:t>
+      </w:r>
+    </w:p>
+    <w:p>
+      <w:pPr>
+        <w:pStyle w:val="ListBullet"/>
+      </w:pPr>
+      <w:r>
+        <w:t>La clave pública valida la firma.</w:t>
+      </w:r>
+    </w:p>
+    <w:p>
+      <w:pPr>
+        <w:pStyle w:val="ListBullet"/>
+      </w:pPr>
+      <w:r>
+        <w:t>Proporcionan autenticidad, integridad y, en muchos contextos, no repudio.</w:t>
+      </w:r>
+    </w:p>
+    <w:p>
+      <w:pPr>
+        <w:pStyle w:val="Heading3"/>
+      </w:pPr>
+      <w:r>
+        <w:t>5.5 Intercambio o acuerdo de claves</w:t>
+      </w:r>
+    </w:p>
+    <w:p>
+      <w:r>
+        <w:t>El intercambio o acuerdo de claves permite que dos partes establezcan un secreto compartido sin enviar ese secreto directamente por el canal de comunicación.</w:t>
+      </w:r>
+    </w:p>
+    <w:p>
+      <w:pPr>
+        <w:pStyle w:val="ListBullet"/>
+      </w:pPr>
+      <w:r>
+        <w:t>Diffie-Hellman es el ejemplo clásico de protocolo de acuerdo de claves.</w:t>
+      </w:r>
+    </w:p>
+    <w:p>
+      <w:pPr>
+        <w:pStyle w:val="ListBullet"/>
+      </w:pPr>
+      <w:r>
+        <w:t>Ambas partes calculan un valor común sin revelarlo en claro.</w:t>
+      </w:r>
+    </w:p>
+    <w:p>
+      <w:pPr>
+        <w:pStyle w:val="ListBullet"/>
+      </w:pPr>
+      <w:r>
+        <w:t>En la práctica, se combina con autenticación para evitar ataques de intermediario.</w:t>
       </w:r>
     </w:p>
     <w:p>
@@ -198,32 +368,12 @@
         <w:pStyle w:val="Heading2"/>
       </w:pPr>
       <w:r>
-        <w:t>6. Criptografía asimétrica</w:t>
+        <w:t>Resumen práctico</w:t>
       </w:r>
     </w:p>
     <w:p>
       <w:r>
-        <w:t>En la criptografía asimétrica, cada usuario posee un par de claves: una pública y otra privada. La clave pública puede compartirse libremente sin comprometer la seguridad, mientras que la privada debe ser conocida solo por su propietario.</w:t>
-      </w:r>
-    </w:p>
-    <w:p>
-      <w:r>
-        <w:t>Este modelo permite resolver el problema de la distribución de claves que aparece en la criptografía simétrica. Si Alice desea enviar un mensaje a Bob, puede cifrarlo usando la clave pública de Bob y luego Bob lo descifrará con su clave privada.</w:t>
-      </w:r>
-    </w:p>
-    <w:p>
-      <w:r>
-        <w:t>Asimismo, la clave privada permite firmar documentos digitales. Un mensaje firmado con la clave privada puede verificarse con la clave pública asociada, confirmando así que el emisor es quien afirma ser y que el contenido no ha sido alterado.</w:t>
-      </w:r>
-    </w:p>
-    <w:p>
-      <w:r>
-        <w:t>Los sistemas asimétricos ofrecen ventajas muy útiles: autenticación, intercambio seguro de claves y firma digital. Sin embargo, por su complejidad matemática y su coste computacional, suelen usarse de forma combinada con algoritmos simétricos.</w:t>
-      </w:r>
-    </w:p>
-    <w:p>
-      <w:r>
-        <w:t>Ejemplos de algoritmos asimétricos son RSA, ECC y ElGamal. Cada uno se apoya en problemas matemáticos difíciles de resolver en el caso de un atacante.</w:t>
+        <w:t>El cifrado protege la confidencialidad del contenido; los hashes ayudan a detectar cambios; los MAC autentican mensajes compartiendo una clave; las firmas digitales permiten demostrar origen e integridad; y el acuerdo de claves permite crear secretos compartidos sin enviarlos directamente.</w:t>
       </w:r>
     </w:p>
     <w:p>
@@ -231,27 +381,37 @@
         <w:pStyle w:val="Heading2"/>
       </w:pPr>
       <w:r>
-        <w:t>7. Criptografía híbrida</w:t>
+        <w:t>6. Hash frente a cifrado</w:t>
       </w:r>
     </w:p>
     <w:p>
       <w:r>
-        <w:t>La criptografía híbrida surge de la necesidad de combinar rapidez y seguridad. Un esquema híbrido puede cifrar el contenido de un mensaje con una clave simétrica y cifrar esa clave con una clave pública del destinatario.</w:t>
+        <w:t>Es importante distinguir claramente entre hash y cifrado. El cifrado es reversible: con la clave adecuada se puede recuperar el mensaje original. La función hash no es reversible en la práctica: a partir del hash no se debe poder recuperar el contenido original.</w:t>
       </w:r>
     </w:p>
     <w:p>
       <w:r>
-        <w:t>Este patrón se usa en sistemas modernos de comunicación, especialmente cuando se quiere manejar grandes cantidades de datos sin perder la seguridad en el intercambio de la clave.</w:t>
+        <w:t>Ejemplo: 'Hola' -&gt; SHA-256 -&gt; digest. Esto no significa que el digest sea una versión cifrada de 'Hola'; simplemente es una huella digital del contenido. Si se cambia una sola letra, el hash cambia por completo.</w:t>
       </w:r>
     </w:p>
     <w:p>
       <w:r>
-        <w:t>Su lógica es sencilla: la clave simétrica protege el contenido a alta velocidad y la clave pública protege la clave simétrica en tránsito. Después, el receptor recupera la clave simétrica con su clave privada y descifra el contenido del mensaje.</w:t>
+        <w:t>Mecanismo: cifrado. ¿Se puede recuperar el mensaje original? Sí. ¿Usa clave? Sí. Uso principal: confidencialidad.</w:t>
       </w:r>
     </w:p>
     <w:p>
       <w:r>
-        <w:t>El uso combinado de ambos enfoques explica por qué la mayoría de los protocolos contemporáneos son híbridos. En términos prácticos, mejora la eficiencia sin sacrificar la seguridad de la transmisión.</w:t>
+        <w:t>Mecanismo: hash. ¿Se puede recuperar el mensaje original? No. ¿Usa clave? No. Uso principal: integridad y construcción de primitivas.</w:t>
+      </w:r>
+    </w:p>
+    <w:p>
+      <w:r>
+        <w:t>Mecanismo: MAC. ¿Se puede recuperar el mensaje original? No. ¿Usa clave? Sí. Uso principal: integridad y autenticidad.</w:t>
+      </w:r>
+    </w:p>
+    <w:p>
+      <w:r>
+        <w:t>Mecanismo: firma digital. ¿Se puede recuperar el mensaje original? No. ¿Usa clave? Sí, par público/privado. Uso principal: autenticidad e integridad.</w:t>
       </w:r>
     </w:p>
     <w:p>
@@ -259,32 +419,32 @@
         <w:pStyle w:val="Heading2"/>
       </w:pPr>
       <w:r>
-        <w:t>8. Conceptos básicos: clave, algoritmo, hash y firma digital</w:t>
+        <w:t>7. Criptografía simétrica</w:t>
       </w:r>
     </w:p>
     <w:p>
       <w:r>
-        <w:t>Un algoritmo criptográfico es la regla matemática o procedimiento que se aplica a los datos para cifrarlos o verificarlos. La clave es la pieza esencial que determina la salida del algoritmo.</w:t>
+        <w:t>La criptografía simétrica utiliza una sola clave compartida entre el emisor y el receptor. Es rápida y eficiente para cifrar grandes volúmenes de datos, por lo que se usa mucho para proteger el contenido de mensajes o archivos.</w:t>
       </w:r>
     </w:p>
     <w:p>
       <w:r>
-        <w:t>El texto claro es el contenido original, mientras que el texto cifrado es el resultado obtenido tras aplicar el algoritmo con la clave. La recuperación del texto original solo es posible con la clave adecuada o con la operación inversa legítima.</w:t>
+        <w:t>AES es uno de los algoritmos simétricos más relevantes. Se trata de un cifrado por bloques, no de un sistema completo por sí solo para cifrar cualquier flujo de datos de forma directa. En la práctica, se combina con modos de operación como ECB, CBC, CTR y GCM.</w:t>
       </w:r>
     </w:p>
     <w:p>
       <w:r>
-        <w:t>La función hash transforma un conjunto de datos en una cadena de longitud fija, normalmente representada como una secuencia hexadecimal. Esta salida se conoce como digest o hash. El propósito principal es verificar la integridad, ya que cualquier cambio pequeño en el mensaje genera un hash completamente distinto.</w:t>
+        <w:t>ECB es un modo muy simple, pero problemático: bloques iguales producen bloques cifrados iguales. Eso puede revelar patrones en el contenido cifrado. CBC y CTR mejoran esa situación, y GCM combina cifrado con autenticación, proporcionando confidencialidad, integridad y autenticidad del texto cifrado.</w:t>
       </w:r>
     </w:p>
     <w:p>
       <w:r>
-        <w:t>Una firma digital permite certificar la autenticidad de un documento. El emisor cifra el hash del documento con su clave privada, y el receptor verifica la firma con la clave pública del emisor. Si la verificación es correcta, se demuestra que el documento fue generado por quien afirma serlo y que no ha sido modificado.</w:t>
+        <w:t>El cifrado autenticado o AEAD (Authenticated Encryption with Associated Data) es una de las grandes ideas de la criptografía moderna. Ejemplos claros incluyen AES-GCM y ChaCha20-Poly1305. En estos sistemas se protege la confidencialidad y la integridad del mensaje de forma conjunta.</w:t>
       </w:r>
     </w:p>
     <w:p>
       <w:r>
-        <w:t>Las funciones hash y las firmas digitales son mecanismos de gran valor porque permiten detectar alteraciones, verificar identidad y sostener la confianza en sistemas digitales.</w:t>
+        <w:t>Los nonces, IVs y la aleatoriedad son elementos críticos. El mismo nonce no debe reutilizarse con la misma clave en esquemas como GCM. La buena gestión de claves, nonces y valores aleatorios es tan importante como el algoritmo escogido.</w:t>
       </w:r>
     </w:p>
     <w:p>
@@ -292,32 +452,27 @@
         <w:pStyle w:val="Heading2"/>
       </w:pPr>
       <w:r>
-        <w:t>9. Funciones hash</w:t>
+        <w:t>8. Criptografía asimétrica</w:t>
       </w:r>
     </w:p>
     <w:p>
       <w:r>
-        <w:t>Una función hash es una función matemática que toma una entrada arbitraria y devuelve una salida de longitud fija. La salida no debe permitir recuperar el original, por lo que se dice que la función es unidireccional.</w:t>
+        <w:t>La criptografía asimétrica se basa en un par de claves. La clave pública se puede distribuir libremente, mientras que la clave privada debe mantenerse en secreto. Es la base de la autenticación y del intercambio seguro de claves.</w:t>
       </w:r>
     </w:p>
     <w:p>
       <w:r>
-        <w:t>Las funciones hash tienen propiedades esenciales: determinismo, eficiencia computacional, resistencia a colisiones y resistencia a preimagen. En otras palabras, la misma entrada debe producir siempre el mismo valor, y es computacionalmente inviable encontrar dos entradas distintas que tengan el mismo hash.</w:t>
+        <w:t>El cifrado con clave pública permite que el destinatario reciba un mensaje que solo él pueda descifrar con su clave privada. La firma digital permite que el emisor firme un mensaje con su clave privada y que cualquier usuario valide la firma con la clave pública asociada.</w:t>
       </w:r>
     </w:p>
     <w:p>
       <w:r>
-        <w:t>Ejemplo: SHA-256. A partir de cualquier mensaje, el algoritmo produce un valor fijo de 256 bits. Si el mensaje cambia aunque sea en un solo carácter, el resultado cambia completamente.</w:t>
+        <w:t>Los principales métodos asimétricos incluyen RSA, ECC y ElGamal. Si bien RSA es muy conocido y ampliamente usado, ECC ofrece un nivel de seguridad equivalente con claves mucho más pequeñas, por lo que es especialmente relevante en dispositivos móviles, sistemas embebidos y protocolos modernos.</w:t>
       </w:r>
     </w:p>
     <w:p>
       <w:r>
-        <w:t>Entre sus aplicaciones más importantes están la verificación de integridad, la firma digital, la autenticación de archivos, la verificación de certificados y la protección de contraseñas en sistemas informáticos.</w:t>
-      </w:r>
-    </w:p>
-    <w:p>
-      <w:r>
-        <w:t>El uso de funciones hash es uno de los pilares más importantes de la seguridad moderna, porque permite comprobar si un dato ha sido alterado sin necesidad de revelar el contenido original.</w:t>
+        <w:t>Es fundamental distinguir entre tres usos diferentes: cifrado de clave pública, firma digital y acuerdo de claves. No todos se resuelven con la misma operación ni con la misma lógica interna.</w:t>
       </w:r>
     </w:p>
     <w:p>
@@ -325,37 +480,22 @@
         <w:pStyle w:val="Heading2"/>
       </w:pPr>
       <w:r>
-        <w:t>10. Fundamentos matemáticos básicos</w:t>
+        <w:t>9. Firmas digitales y la explicación correcta</w:t>
       </w:r>
     </w:p>
     <w:p>
       <w:r>
-        <w:t>Aunque la criptografía puede estudiarse desde una perspectiva más aplicada, sus bases matemáticas son esenciales. Dos de los conceptos más importantes son la aritmética modular y la teoría de números.</w:t>
+        <w:t>La firma digital no es simplemente 'cifrar el hash con la clave privada' de forma mecánica. La mejor forma de entenderla es como una operación criptográfica que se calcula sobre un mensaje, normalmente sobre un hash del mismo, usando la clave privada. La verificación se hace con la clave pública correspondiente.</w:t>
       </w:r>
     </w:p>
     <w:p>
       <w:r>
-        <w:t>La aritmética modular estudia los restos de la división entera. Si dos números tienen el mismo resto al dividir entre n, se dice que son congruentes módulo n. Esta idea se expresa como:</w:t>
+        <w:t>Este enfoque permite verificar dos cosas: que el emisor era quien decía ser y que el mensaje no ha sido alterado desde la firma. Modelos modernos incluyen RSA-PSS, Ed25519 y ECDSA. La clave es que la firma digital aporta autenticidad e integridad, no solo ocultación.</w:t>
       </w:r>
     </w:p>
     <w:p>
       <w:r>
-        <w:t>a ≡ b (mod n)</w:t>
-      </w:r>
-    </w:p>
-    <w:p>
-      <w:r>
-        <w:t>Por ejemplo, 17 ≡ 2 (mod 5), porque 17 = 3 × 5 + 2. Este tipo de operaciones aparece en muchos algoritmos criptográficos, especialmente en sistemas de clave pública.</w:t>
-      </w:r>
-    </w:p>
-    <w:p>
-      <w:r>
-        <w:t>Los números primos son fundamentales en la criptografía moderna. Un número primo es aquel que solo tiene dos divisores: 1 y sí mismo. Su relevancia viene de que la factorización de números grandes es un problema difícil para un ordenador clásico, y esta dificultad es la base de algunos sistemas de seguridad.</w:t>
-      </w:r>
-    </w:p>
-    <w:p>
-      <w:r>
-        <w:t>Otro concepto relevante es el logaritmo discreto. En muchos protocolos criptográficos, la seguridad se basa en la dificultad de calcular un exponente en un grupo finito cuando solo se conoce el valor resultante. Esta dificultad es lo que permite construir sistemas robustos frente a ataques computacionales.</w:t>
+        <w:t>En otras palabras, la firma digital es un mecanismo de prueba criptográfica de que el mensaje procede del emisor correcto y de que el contenido es el mismo que el que se firmó originalmente.</w:t>
       </w:r>
     </w:p>
     <w:p>
@@ -363,27 +503,22 @@
         <w:pStyle w:val="Heading2"/>
       </w:pPr>
       <w:r>
-        <w:t>11. Ejemplo matemático simple</w:t>
+        <w:t>10. Diffie-Hellman y el acuerdo de claves</w:t>
       </w:r>
     </w:p>
     <w:p>
       <w:r>
-        <w:t>Consideremos el cálculo de una congruencia simple:</w:t>
+        <w:t>Diffie-Hellman es un protocolo clave para establecer un secreto compartido sin enviar ese secreto directamente por el canal. Alice y Bob acuerdan públicamente un valor p y un generador g.</w:t>
       </w:r>
     </w:p>
     <w:p>
       <w:r>
-        <w:t>23 mod 7 = 2, porque 23 = 3 × 7 + 2.</w:t>
+        <w:t>Alice elige un valor secreto a y calcula A = g^a mod p. Bob elige b y calcula B = g^b mod p. Ambos intercambian A y B. Luego Alice calcula K = B^a mod p y Bob calcula K = A^b mod p. Ambos obtienen el mismo valor K = g^(ab) mod p.</w:t>
       </w:r>
     </w:p>
     <w:p>
       <w:r>
-        <w:t>También podemos estudiar la operación 3^4 mod 5. Como 3^4 = 81, y 81 = 16 × 5 + 1, se tiene que 3^4 ≡ 1 (mod 5).</w:t>
-      </w:r>
-    </w:p>
-    <w:p>
-      <w:r>
-        <w:t>Este tipo de cálculos no solo son útiles en el aula, sino que son la base abstracta de muchos mecanismos criptográficos, especialmente en algoritmos de clave pública y en protocolos de autentificación.</w:t>
+        <w:t>Este mecanismo es muy útil, pero por sí solo no autentica a Alice ni a Bob. Sin autenticación, un atacante puede montarse en el medio y realizar un ataque de intermediario. Por eso, en la práctica, Diffie-Hellman se combina con autenticación, certificados o mecanismos similares.</w:t>
       </w:r>
     </w:p>
     <w:p>
@@ -391,37 +526,50 @@
         <w:pStyle w:val="Heading2"/>
       </w:pPr>
       <w:r>
-        <w:t>12. Métodos criptográficos modernos: RSA y ECC</w:t>
+        <w:t>11. Fundamentos matemáticos para la criptografía</w:t>
       </w:r>
     </w:p>
     <w:p>
       <w:r>
-        <w:t>RSA y ECC son dos de los métodos más relevantes dentro de la criptografía asimétrica. Ambos permiten cifrado, autenticación y firma digital, pero se basan en problemas matemáticos distintos.</w:t>
+        <w:t>La criptografía moderna se apoya en herramientas matemáticas como la aritmética modular, la teoría de números, la exponenciación modular, el inverso modular, el máximo común divisor, la factorización y el logaritmo discreto.</w:t>
       </w:r>
     </w:p>
     <w:p>
       <w:r>
-        <w:t>RSA se fundamenta en la dificultad de factorizar un número grande que resulta del producto de dos números primos. Si n = p × q, entonces la seguridad del sistema depende de que un atacante no pueda recuperar p y q con recursos razonables.</w:t>
+        <w:t>La congruencia es la base de estos sistemas: a ≡ b (mod n) significa que a y b tienen el mismo resto al dividir entre n. Ejemplo: 23 ≡ 2 (mod 7), porque 23 = 3 × 7 + 2.</w:t>
       </w:r>
     </w:p>
     <w:p>
       <w:r>
-        <w:t>En RSA se define la clave pública como (n, e) y la clave privada como d, donde se cumple que e × d ≡ 1 (mod φ(n)). La operación de cifrado se expresa como c = m^e mod n, y el descifrado como m = c^d mod n.</w:t>
+        <w:t>La exponenciación modular es esencial en RSA y Diffie-Hellman. Por ejemplo, 3^4 mod 5 = 1, porque 81 ≡ 1 (mod 5). El algoritmo de Euclides y el cálculo del inverso modular preparan al estudiante para entender la generación de claves y la operación de cifrado y descifrado en sistemas asimétricos.</w:t>
       </w:r>
     </w:p>
     <w:p>
       <w:r>
-        <w:t>ECC, por su parte, usa curvas elípticas sobre campos finitos. En este enfoque, el punto base G se multiplica por un escalar k para obtener la clave pública Q = kG. La seguridad se basa en la dificultad del problema del logaritmo discreto sobre curvas elípticas.</w:t>
+        <w:t>Los números primos y la función φ de Euler son también esenciales. En RSA, se toma n = p × q y se usa φ(n) = (p - 1)(q - 1) para construir las claves. El detalle técnico puede ser guiado por la noción de que la factorización de un número grande es un problema difícil para un ordenador clásico.</w:t>
+      </w:r>
+    </w:p>
+    <w:p>
+      <w:pPr>
+        <w:pStyle w:val="Heading2"/>
+      </w:pPr>
+      <w:r>
+        <w:t>12. Ejemplo didáctico de RSA</w:t>
       </w:r>
     </w:p>
     <w:p>
       <w:r>
-        <w:t>La principal ventaja de ECC es que ofrece un nivel de seguridad equivalente al de RSA con claves mucho más pequeñas. Esto la hace especialmente adecuada para dispositivos móviles, sistemas embebidos, certificados digitales y protocolos como TLS.</w:t>
+        <w:t>Para entender la idea, usamos un ejemplo pequeño. Supongamos p = 5 y q = 11. Entonces n = 5 × 11 = 55 y φ(n) = (5 - 1)(11 - 1) = 40.</w:t>
       </w:r>
     </w:p>
     <w:p>
       <w:r>
-        <w:t>En resumen, RSA es un clásico histórico muy extendido, mientras que ECC ofrece mayor eficiencia y compacidad para un mismo nivel de seguridad. Ambos son esenciales para entender la criptografía moderna.</w:t>
+        <w:t>Elegimos e = 3. Buscamos d tal que e × d ≡ 1 (mod 40). Por ejemplo, 3 × 27 = 81 ≡ 1 (mod 40). Con esto, la clave pública es (55, 3) y la clave privada es 27.</w:t>
+      </w:r>
+    </w:p>
+    <w:p>
+      <w:r>
+        <w:t>Para cifrar un mensaje m, se usa c = m^e mod n. Para descifrar, se usa m = c^d mod n. Este ejemplo es solo educativo: en sistemas reales no se implementa RSA a mano ni sin padding seguro. Para uso real se usan esquemas como RSA-OAEP para cifrado y RSA-PSS para firmas.</w:t>
       </w:r>
     </w:p>
     <w:p>
@@ -434,22 +582,22 @@
     </w:p>
     <w:p>
       <w:r>
-        <w:t>Ejemplo 1: envío seguro de un mensaje. Un usuario desea enviar un documento confidencial a otro. Primero cifra el contenido con una clave simétrica. Luego cifra la clave simétrica con la clave pública del destinatario y envía ambos elementos. El receptor usa su clave privada para recuperar la clave simétrica y descifrar el documento.</w:t>
+        <w:t>Ejemplo 1: Si Alice cifra un mensaje con la clave pública de Bob, Bob puede descifrarlo con su clave privada. Esto resuelve la confidencialidad del contenido.</w:t>
       </w:r>
     </w:p>
     <w:p>
       <w:r>
-        <w:t>Ejemplo 2: comprobación de integridad. Un archivo se entrega por Internet y el receptor calcula su hash. Si el hash calculado coincide con el hash original, se concluye que el archivo no ha sido alterado durante la transmisión.</w:t>
+        <w:t>Ejemplo 2: Si Alice firma un documento con su clave privada, Bob puede verificar la firma con la clave pública de Alice. Esto resuelve la autenticidad y la integridad del documento.</w:t>
       </w:r>
     </w:p>
     <w:p>
       <w:r>
-        <w:t>Ejemplo 3: firma digital. Un documento se firma con la clave privada del autor. El destinatario verifica la firma con la clave pública del autor para comprobar la autenticidad e integridad del documento.</w:t>
+        <w:t>Ejemplo 3: Si Alice y Bob usan Diffie-Hellman sin autenticación, Eve puede actuar como intermediario y negociar un secreto distinto con cada uno. Esto muestra la importancia de autenticar las claves o identidades.</w:t>
       </w:r>
     </w:p>
     <w:p>
       <w:r>
-        <w:t>En todos estos casos, la clave, la función hash y la firma digital constituyen elementos esenciales para la seguridad de la información.</w:t>
+        <w:t>Estos ejemplos ayudan a comprender que la criptografía no es solo una herramienta de ocultación, sino un conjunto de mecanismos para construir comunicaciones seguras y verificables.</w:t>
       </w:r>
     </w:p>
     <w:p>
@@ -462,42 +610,52 @@
     </w:p>
     <w:p>
       <w:r>
-        <w:t>Ejercicio 1: ¿Cuál es la diferencia principal entre criptografía simétrica y asimétrica?</w:t>
+        <w:t>Ejercicio 1: Explica la diferencia entre criptografía simétrica y asimétrica.</w:t>
       </w:r>
     </w:p>
     <w:p>
       <w:r>
-        <w:t>Solución orientativa: la simétrica usa la misma clave para cifrar y descifrar, mientras que la asimétrica usa una clave pública y una privada.</w:t>
+        <w:t>Solución orientativa: la simétrica usa una misma clave para cifrar y descifrar, mientras que la asimétrica usa un par de claves públicas y privadas.</w:t>
       </w:r>
     </w:p>
     <w:p>
       <w:r>
-        <w:t>Ejercicio 2: ¿Qué es una función hash y para qué sirve?</w:t>
+        <w:t>Ejercicio 2: ¿Qué implica la expresión 23 ≡ 2 (mod 7)?</w:t>
       </w:r>
     </w:p>
     <w:p>
       <w:r>
-        <w:t>Solución orientativa: transforma una entrada en una salida fija para verificar integridad, detectar cambios o autenticar datos.</w:t>
+        <w:t>Solución orientativa: ambos números tienen el mismo resto al dividir entre 7.</w:t>
       </w:r>
     </w:p>
     <w:p>
       <w:r>
-        <w:t>Ejercicio 3: Calcular 23 mod 7.</w:t>
+        <w:t>Ejercicio 3: ¿Qué diferencia hay entre un hash y un cifrado?</w:t>
       </w:r>
     </w:p>
     <w:p>
       <w:r>
-        <w:t>Solución: 23 = 3 × 7 + 2, por lo que 23 ≡ 2 (mod 7).</w:t>
+        <w:t>Solución orientativa: el cifrado es reversible y usa clave; el hash es unidireccional y sirve para integridad.</w:t>
       </w:r>
     </w:p>
     <w:p>
       <w:r>
-        <w:t>Ejercicio 4: ¿Por qué es especialmente relevante el estudio de RSA y ECC en criptografía moderna?</w:t>
+        <w:t>Ejercicio 4: ¿Qué problema resuelve Diffie-Hellman?</w:t>
       </w:r>
     </w:p>
     <w:p>
       <w:r>
-        <w:t>Solución orientativa: porque ambos modelos sostienen la infraestructura de autenticación, firma y cifrado en sistemas actuales.</w:t>
+        <w:t>Solución orientativa: permite acordar una clave compartida sin enviarla directamente por el canal.</w:t>
+      </w:r>
+    </w:p>
+    <w:p>
+      <w:r>
+        <w:t>Ejercicio 5: ¿Por qué es importante distinguir entre MAC y firma digital?</w:t>
+      </w:r>
+    </w:p>
+    <w:p>
+      <w:r>
+        <w:t>Solución orientativa: un MAC autentica mensajes para quienes comparten la clave; la firma digital usa un par público/privado y permite verificación por terceros.</w:t>
       </w:r>
     </w:p>
     <w:p>
@@ -510,7 +668,7 @@
     </w:p>
     <w:p>
       <w:r>
-        <w:t>Python es una herramienta muy útil para ilustrar conceptos básicos de la criptografía y la teoría de números. A continuación se muestra un ejemplo breve de cálculo de un hash y de una operación modular.</w:t>
+        <w:t>Python permite introducir conceptos clave con poca complejidad. Un ejemplo sencillo de función hash y aritmética modular es el siguiente:</w:t>
       </w:r>
     </w:p>
     <w:p>
@@ -519,16 +677,21 @@
         <w:br/>
         <w:t>mensaje = b'Hola, mundo seguro'</w:t>
         <w:br/>
-        <w:t>hash_resultado = hashlib.sha256(mensaje).hexdigest()</w:t>
-        <w:br/>
-        <w:t>print(hash_resultado)</w:t>
+        <w:t>print(hashlib.sha256(mensaje).hexdigest())</w:t>
         <w:br/>
         <w:t>print(23 % 7)</w:t>
+        <w:br/>
+        <w:t>print(pow(3, 4, 5))</w:t>
       </w:r>
     </w:p>
     <w:p>
       <w:r>
-        <w:t>Este tipo de ejercicios conecta la teoría matemática con la programación y facilita la comprensión de propiedades como la integridad, la no reversibilidad y la operación modular.</w:t>
+        <w:t>Estos ejercicios ilustran que es posible comprobar integridad, calcular restos y trabajar con potencias modulares de forma accesible para principiantes.</w:t>
+      </w:r>
+    </w:p>
+    <w:p>
+      <w:r>
+        <w:t>La clave didáctica es conectar la matemática con ejemplos de seguridad real sin perder claridad conceptual.</w:t>
       </w:r>
     </w:p>
     <w:p>
@@ -541,17 +704,17 @@
     </w:p>
     <w:p>
       <w:r>
-        <w:t>La criptografía es un pilar de la seguridad digital. Casi todas las actividades en línea dependen de mecanismos de confidencialidad y autenticación: mensajes, transacciones, autenticación, almacenamiento y comunicaciones internas.</w:t>
+        <w:t>La criptografía es una pieza central de la seguridad digital. Sostiene servicios como la navegación web, la banca online, la gestión de credenciales, la firma de documentos, la seguridad de correos electrónicos y la autenticación en redes empresariales.</w:t>
       </w:r>
     </w:p>
     <w:p>
       <w:r>
-        <w:t>Sin una base criptográfica robusta, las empresas, las instituciones y las personas quedarían expuestas a accesos no autorizados, manipulación de información y fraudes digitales.</w:t>
+        <w:t>Sin una base criptográfica sólida, las organizaciones y los individuos quedan expuestos a robo de datos, manipulación, suplantación de identidad y fraudes digitales.</w:t>
       </w:r>
     </w:p>
     <w:p>
       <w:r>
-        <w:t>Las herramientas criptográficas no sustituyen otros mecanismos de seguridad, pero sí los complementan y refuerzan. La protección real de un sistema implica combinar herramientas técnicas con buenas prácticas de gestión, formación y configuración.</w:t>
+        <w:t>La seguridad real de un sistema no se logra con un único algoritmo sino mediante la combinación de objetivos de seguridad, protocolos correctos, gestión adecuada de claves, autenticación y buenas prácticas de implementación.</w:t>
       </w:r>
     </w:p>
     <w:p>
@@ -564,17 +727,17 @@
     </w:p>
     <w:p>
       <w:r>
-        <w:t>Algunos errores frecuentes en la práctica son la reutilización de claves, el uso de algoritmos obsoletos, la transmisión de claves por canales inseguros, la falta de autenticación y la mala gestión de contraseñas.</w:t>
+        <w:t>Un algoritmo robusto puede resultar inseguro si se emplea de forma incorrecta. Errores frecuentes incluyen la reutilización de claves o nonces, el uso de algoritmos obsoletos, la mala gestión de contraseñas y la falta de autenticación.</w:t>
       </w:r>
     </w:p>
     <w:p>
       <w:r>
-        <w:t>Las buenas prácticas incluyen el uso de claves largas y aleatorias, la actualización periódica de algoritmos, la verificación de certificados digitales, la protección de claves privadas y la adopción de mecanismos de autenticación adecuadamente configurados.</w:t>
+        <w:t>Las buenas prácticas incluyen la generación de claves con fuentes aleatorias criptográficamente seguras, la validación de certificados, el uso de KDF para contraseñas, el uso de AEAD en protocolos modernos y la prohibición de diseñar algoritmos propios.</w:t>
       </w:r>
     </w:p>
     <w:p>
       <w:r>
-        <w:t>La seguridad de la información no depende solo del algoritmo elegido, sino también del ecosistema completo en el que se usa: el usuario, los protocolos, la infraestructura y la configuración del sistema.</w:t>
+        <w:t>Como regla general, se recomienda utilizar librerías criptográficas revisadas y protocolos ampliamente evaluados por la comunidad, en lugar de desarrollar soluciones ad hoc.</w:t>
       </w:r>
     </w:p>
     <w:p>
@@ -587,17 +750,17 @@
     </w:p>
     <w:p>
       <w:r>
-        <w:t>La criptografía es esencial para la protección de la información en entornos digitales.</w:t>
+        <w:t>La criptografía moderna no es solo una herramienta para ocultar mensajes, sino un conjunto de mecanismos para proteger la seguridad de la información ante ataques reales.</w:t>
       </w:r>
     </w:p>
     <w:p>
       <w:r>
-        <w:t>Los objetivos principales de la seguridad son la confidencialidad, la integridad, la autenticación y el no repudio.</w:t>
+        <w:t>Los conceptos más importantes de esta sesión son la confidencialidad, la integridad, la autenticación, la gestión segura de claves y el papel del atacante en el modelo de amenaza.</w:t>
       </w:r>
     </w:p>
     <w:p>
       <w:r>
-        <w:t>La combinación de algoritmos, claves, funciones hash, firmas digitales y métodos modernos como RSA y ECC constituye la base de la seguridad moderna.</w:t>
+        <w:t>Con una base sólida de matemáticas, primitivas y protocolos, el alumno puede comprender mejor la lógica que sustenta los sistemas de seguridad actuales, desde TLS hasta las firmas digitales y la protección de datos en entornos digitales.</w:t>
       </w:r>
     </w:p>
     <w:p>
@@ -630,7 +793,7 @@
     </w:p>
     <w:p>
       <w:r>
-        <w:t>National Institute of Standards and Technology (NIST). Digital Identity Guidelines y documentación técnica sobre estándares de seguridad y criptografía.</w:t>
+        <w:t>National Institute of Standards and Technology (NIST). Digital Identity Guidelines and related cryptographic standards documentation.</w:t>
       </w:r>
     </w:p>
     <w:p>
@@ -658,7 +821,7 @@
     </w:p>
     <w:p>
       <w:r>
-        <w:t>Documentación oficial sobre TLS, X.509, PKI y gestión de certificados digitales.</w:t>
+        <w:t>Documentación oficial de TLS, X.509, PKI, AES-GCM, Diffie-Hellman y protocolos de firma digital.</w:t>
       </w:r>
     </w:p>
     <w:p>
@@ -671,32 +834,32 @@
     </w:p>
     <w:p>
       <w:r>
-        <w:t>¿Por qué la confidencialidad por sí sola no garantiza la seguridad completa de un sistema?</w:t>
+        <w:t>¿Por qué no basta con cifrar un mensaje si no se autentica al interlocutor?</w:t>
       </w:r>
     </w:p>
     <w:p>
       <w:r>
-        <w:t>¿Qué diferencia hay entre ocultar información y garantizar su integridad?</w:t>
+        <w:t>¿Qué diferencia hay entre confidencialidad e integridad?</w:t>
       </w:r>
     </w:p>
     <w:p>
       <w:r>
-        <w:t>¿Qué problema resuelve la criptografía asimétrica respecto a la simétrica?</w:t>
+        <w:t>¿Qué problema resuelve Diffie-Hellman y qué limita en su versión básica?</w:t>
       </w:r>
     </w:p>
     <w:p>
       <w:r>
-        <w:t>¿Por qué la gestión de claves es un punto crítico en cualquier sistema criptográfico?</w:t>
+        <w:t>¿Por qué la gestión de claves y nonces es crítica en protocolos modernos?</w:t>
       </w:r>
     </w:p>
     <w:p>
       <w:r>
-        <w:t>¿Qué consecuencias tendría reutilizar la misma clave en varios servicios?</w:t>
+        <w:t>¿Qué papel juega la firma digital en la seguridad de documentos y transacciones?</w:t>
       </w:r>
     </w:p>
     <w:p>
       <w:r>
-        <w:t>¿Qué aplicaciones del día a día dependen directamente de la criptografía?</w:t>
+        <w:t>¿Qué ocurre si se reutiliza una clave o un nonce en un esquema como AES-GCM?</w:t>
       </w:r>
     </w:p>
     <w:sectPr>
